--- a/public/fun/forms/이력서_브랜드·그래픽디자이너_6_NCS형.docx
+++ b/public/fun/forms/이력서_브랜드·그래픽디자이너_6_NCS형.docx
@@ -456,21 +456,57 @@
             <w:tcW w:type="dxa" w:w="2085"/>
             <w:vAlign w:val="center"/>
           </w:tcPr>
-          <w:p/>
+          <w:p>
+            <w:pPr>
+              <w:spacing w:before="0" w:after="0"/>
+              <w:jc w:val="left"/>
+            </w:pPr>
+            <w:r>
+              <w:rPr>
+                <w:color w:val="A9B0B8"/>
+                <w:sz w:val="16"/>
+              </w:rPr>
+              <w:t>예) 2022.03 ~ 2024.02</w:t>
+            </w:r>
+          </w:p>
         </w:tc>
         <w:tc>
           <w:tcPr>
             <w:tcW w:type="dxa" w:w="4170"/>
             <w:vAlign w:val="center"/>
           </w:tcPr>
-          <w:p/>
+          <w:p>
+            <w:pPr>
+              <w:spacing w:before="0" w:after="0"/>
+              <w:jc w:val="left"/>
+            </w:pPr>
+            <w:r>
+              <w:rPr>
+                <w:color w:val="A9B0B8"/>
+                <w:sz w:val="16"/>
+              </w:rPr>
+              <w:t>○○대학교</w:t>
+            </w:r>
+          </w:p>
         </w:tc>
         <w:tc>
           <w:tcPr>
             <w:tcW w:type="dxa" w:w="4155"/>
             <w:vAlign w:val="center"/>
           </w:tcPr>
-          <w:p/>
+          <w:p>
+            <w:pPr>
+              <w:spacing w:before="0" w:after="0"/>
+              <w:jc w:val="left"/>
+            </w:pPr>
+            <w:r>
+              <w:rPr>
+                <w:color w:val="A9B0B8"/>
+                <w:sz w:val="16"/>
+              </w:rPr>
+              <w:t>○○학과 (학점 3.8/4.5)</w:t>
+            </w:r>
+          </w:p>
         </w:tc>
       </w:tr>
       <w:tr>
@@ -923,7 +959,19 @@
             <w:tcW w:type="dxa" w:w="2085"/>
             <w:vAlign w:val="center"/>
           </w:tcPr>
-          <w:p/>
+          <w:p>
+            <w:pPr>
+              <w:spacing w:before="0" w:after="0"/>
+              <w:jc w:val="left"/>
+            </w:pPr>
+            <w:r>
+              <w:rPr>
+                <w:color w:val="A9B0B8"/>
+                <w:sz w:val="16"/>
+              </w:rPr>
+              <w:t>예) 2023</w:t>
+            </w:r>
+          </w:p>
         </w:tc>
         <w:tc>
           <w:tcPr>
@@ -944,7 +992,19 @@
             <w:tcW w:type="dxa" w:w="2775"/>
             <w:vAlign w:val="center"/>
           </w:tcPr>
-          <w:p/>
+          <w:p>
+            <w:pPr>
+              <w:spacing w:before="0" w:after="0"/>
+              <w:jc w:val="left"/>
+            </w:pPr>
+            <w:r>
+              <w:rPr>
+                <w:color w:val="A9B0B8"/>
+                <w:sz w:val="16"/>
+              </w:rPr>
+              <w:t>우수 · 장학 등</w:t>
+            </w:r>
+          </w:p>
         </w:tc>
       </w:tr>
       <w:tr>
@@ -1170,7 +1230,19 @@
             <w:tcW w:type="dxa" w:w="2085"/>
             <w:vAlign w:val="center"/>
           </w:tcPr>
-          <w:p/>
+          <w:p>
+            <w:pPr>
+              <w:spacing w:before="0" w:after="0"/>
+              <w:jc w:val="left"/>
+            </w:pPr>
+            <w:r>
+              <w:rPr>
+                <w:color w:val="A9B0B8"/>
+                <w:sz w:val="16"/>
+              </w:rPr>
+              <w:t>예) 2024.06.</w:t>
+            </w:r>
+          </w:p>
         </w:tc>
         <w:tc>
           <w:tcPr>
@@ -1362,21 +1434,57 @@
             <w:tcW w:type="dxa" w:w="2085"/>
             <w:vAlign w:val="center"/>
           </w:tcPr>
-          <w:p/>
+          <w:p>
+            <w:pPr>
+              <w:spacing w:before="0" w:after="0"/>
+              <w:jc w:val="left"/>
+            </w:pPr>
+            <w:r>
+              <w:rPr>
+                <w:color w:val="A9B0B8"/>
+                <w:sz w:val="16"/>
+              </w:rPr>
+              <w:t>예) 2022.03 ~ 2024.02</w:t>
+            </w:r>
+          </w:p>
         </w:tc>
         <w:tc>
           <w:tcPr>
             <w:tcW w:type="dxa" w:w="4170"/>
             <w:vAlign w:val="center"/>
           </w:tcPr>
-          <w:p/>
+          <w:p>
+            <w:pPr>
+              <w:spacing w:before="0" w:after="0"/>
+              <w:jc w:val="left"/>
+            </w:pPr>
+            <w:r>
+              <w:rPr>
+                <w:color w:val="A9B0B8"/>
+                <w:sz w:val="16"/>
+              </w:rPr>
+              <w:t>○○(주) / 사원</w:t>
+            </w:r>
+          </w:p>
         </w:tc>
         <w:tc>
           <w:tcPr>
             <w:tcW w:type="dxa" w:w="4155"/>
             <w:vAlign w:val="center"/>
           </w:tcPr>
-          <w:p/>
+          <w:p>
+            <w:pPr>
+              <w:spacing w:before="0" w:after="0"/>
+              <w:jc w:val="left"/>
+            </w:pPr>
+            <w:r>
+              <w:rPr>
+                <w:color w:val="A9B0B8"/>
+                <w:sz w:val="16"/>
+              </w:rPr>
+              <w:t>맡은 일 + 숫자 성과</w:t>
+            </w:r>
+          </w:p>
         </w:tc>
       </w:tr>
       <w:tr>

--- a/public/fun/forms/이력서_브랜드·그래픽디자이너_6_NCS형.docx
+++ b/public/fun/forms/이력서_브랜드·그래픽디자이너_6_NCS형.docx
@@ -109,10 +109,10 @@
       </w:tblPr>
       <w:tblGrid>
         <w:gridCol w:w="1695"/>
-        <w:gridCol w:w="1200"/>
+        <w:gridCol w:w="1305"/>
         <w:gridCol w:w="3255"/>
-        <w:gridCol w:w="1200"/>
-        <w:gridCol w:w="3060"/>
+        <w:gridCol w:w="1305"/>
+        <w:gridCol w:w="2850"/>
       </w:tblGrid>
       <w:tr>
         <w:trPr>
@@ -143,7 +143,7 @@
         </w:tc>
         <w:tc>
           <w:tcPr>
-            <w:tcW w:type="dxa" w:w="1200"/>
+            <w:tcW w:type="dxa" w:w="1305"/>
             <w:shd w:val="clear" w:color="auto" w:fill="F6F1F2"/>
             <w:vAlign w:val="center"/>
           </w:tcPr>
@@ -171,7 +171,7 @@
         </w:tc>
         <w:tc>
           <w:tcPr>
-            <w:tcW w:type="dxa" w:w="1200"/>
+            <w:tcW w:type="dxa" w:w="1305"/>
             <w:shd w:val="clear" w:color="auto" w:fill="F6F1F2"/>
             <w:vAlign w:val="center"/>
           </w:tcPr>
@@ -192,7 +192,7 @@
         </w:tc>
         <w:tc>
           <w:tcPr>
-            <w:tcW w:type="dxa" w:w="3060"/>
+            <w:tcW w:type="dxa" w:w="2850"/>
             <w:vAlign w:val="center"/>
           </w:tcPr>
           <w:p/>
@@ -212,7 +212,7 @@
         </w:tc>
         <w:tc>
           <w:tcPr>
-            <w:tcW w:type="dxa" w:w="1200"/>
+            <w:tcW w:type="dxa" w:w="1305"/>
             <w:shd w:val="clear" w:color="auto" w:fill="F6F1F2"/>
             <w:vAlign w:val="center"/>
           </w:tcPr>
@@ -240,7 +240,7 @@
         </w:tc>
         <w:tc>
           <w:tcPr>
-            <w:tcW w:type="dxa" w:w="1200"/>
+            <w:tcW w:type="dxa" w:w="1305"/>
             <w:shd w:val="clear" w:color="auto" w:fill="F6F1F2"/>
             <w:vAlign w:val="center"/>
           </w:tcPr>
@@ -261,7 +261,7 @@
         </w:tc>
         <w:tc>
           <w:tcPr>
-            <w:tcW w:type="dxa" w:w="3060"/>
+            <w:tcW w:type="dxa" w:w="2850"/>
             <w:vAlign w:val="center"/>
           </w:tcPr>
           <w:p/>
@@ -281,7 +281,7 @@
         </w:tc>
         <w:tc>
           <w:tcPr>
-            <w:tcW w:type="dxa" w:w="1200"/>
+            <w:tcW w:type="dxa" w:w="1305"/>
             <w:shd w:val="clear" w:color="auto" w:fill="F6F1F2"/>
             <w:vAlign w:val="center"/>
           </w:tcPr>
@@ -302,7 +302,7 @@
         </w:tc>
         <w:tc>
           <w:tcPr>
-            <w:tcW w:type="dxa" w:w="7515"/>
+            <w:tcW w:type="dxa" w:w="7410"/>
             <w:gridSpan w:val="3"/>
             <w:vAlign w:val="center"/>
           </w:tcPr>
@@ -902,7 +902,9 @@
                 <w:color w:val="4F2228"/>
                 <w:sz w:val="19"/>
               </w:rPr>
-              <w:t>클라이언트 / 브랜드</w:t>
+              <w:t>클라이언트 /</w:t>
+              <w:br/>
+              <w:t>브랜드</w:t>
             </w:r>
           </w:p>
         </w:tc>
@@ -1563,10 +1565,10 @@
         <w:tblLook w:firstColumn="1" w:firstRow="1" w:lastColumn="0" w:lastRow="0" w:noHBand="0" w:noVBand="1" w:val="04A0"/>
       </w:tblPr>
       <w:tblGrid>
-        <w:gridCol w:w="1380"/>
-        <w:gridCol w:w="3825"/>
-        <w:gridCol w:w="1380"/>
-        <w:gridCol w:w="3825"/>
+        <w:gridCol w:w="1545"/>
+        <w:gridCol w:w="3660"/>
+        <w:gridCol w:w="1545"/>
+        <w:gridCol w:w="3660"/>
       </w:tblGrid>
       <w:tr>
         <w:trPr>
@@ -1575,7 +1577,7 @@
         </w:trPr>
         <w:tc>
           <w:tcPr>
-            <w:tcW w:type="dxa" w:w="1380"/>
+            <w:tcW w:type="dxa" w:w="1545"/>
             <w:shd w:val="clear" w:color="auto" w:fill="F6F1F2"/>
             <w:vAlign w:val="center"/>
           </w:tcPr>
@@ -1596,13 +1598,13 @@
         </w:tc>
         <w:tc>
           <w:tcPr>
-            <w:tcW w:type="dxa" w:w="3825"/>
+            <w:tcW w:type="dxa" w:w="3660"/>
           </w:tcPr>
           <w:p/>
         </w:tc>
         <w:tc>
           <w:tcPr>
-            <w:tcW w:type="dxa" w:w="1380"/>
+            <w:tcW w:type="dxa" w:w="1545"/>
             <w:shd w:val="clear" w:color="auto" w:fill="F6F1F2"/>
             <w:vAlign w:val="center"/>
           </w:tcPr>
@@ -1623,7 +1625,7 @@
         </w:tc>
         <w:tc>
           <w:tcPr>
-            <w:tcW w:type="dxa" w:w="3825"/>
+            <w:tcW w:type="dxa" w:w="3660"/>
           </w:tcPr>
           <w:p/>
         </w:tc>
@@ -1635,7 +1637,7 @@
         </w:trPr>
         <w:tc>
           <w:tcPr>
-            <w:tcW w:type="dxa" w:w="1380"/>
+            <w:tcW w:type="dxa" w:w="1545"/>
             <w:shd w:val="clear" w:color="auto" w:fill="F6F1F2"/>
             <w:vAlign w:val="center"/>
           </w:tcPr>
@@ -1656,13 +1658,13 @@
         </w:tc>
         <w:tc>
           <w:tcPr>
-            <w:tcW w:type="dxa" w:w="3825"/>
+            <w:tcW w:type="dxa" w:w="3660"/>
           </w:tcPr>
           <w:p/>
         </w:tc>
         <w:tc>
           <w:tcPr>
-            <w:tcW w:type="dxa" w:w="1380"/>
+            <w:tcW w:type="dxa" w:w="1545"/>
             <w:shd w:val="clear" w:color="auto" w:fill="F6F1F2"/>
             <w:vAlign w:val="center"/>
           </w:tcPr>
@@ -1677,13 +1679,15 @@
                 <w:color w:val="4F2228"/>
                 <w:sz w:val="18"/>
               </w:rPr>
-              <w:t>사용 기술 · 도구</w:t>
+              <w:t>사용 기술 ·</w:t>
+              <w:br/>
+              <w:t>도구</w:t>
             </w:r>
           </w:p>
         </w:tc>
         <w:tc>
           <w:tcPr>
-            <w:tcW w:type="dxa" w:w="3825"/>
+            <w:tcW w:type="dxa" w:w="3660"/>
           </w:tcPr>
           <w:p/>
         </w:tc>
@@ -1695,7 +1699,7 @@
         </w:trPr>
         <w:tc>
           <w:tcPr>
-            <w:tcW w:type="dxa" w:w="1380"/>
+            <w:tcW w:type="dxa" w:w="1545"/>
             <w:shd w:val="clear" w:color="auto" w:fill="F6F1F2"/>
             <w:vAlign w:val="center"/>
           </w:tcPr>
@@ -1716,7 +1720,7 @@
         </w:tc>
         <w:tc>
           <w:tcPr>
-            <w:tcW w:type="dxa" w:w="9030"/>
+            <w:tcW w:type="dxa" w:w="8865"/>
             <w:gridSpan w:val="3"/>
           </w:tcPr>
           <w:p/>
@@ -1729,7 +1733,7 @@
         </w:trPr>
         <w:tc>
           <w:tcPr>
-            <w:tcW w:type="dxa" w:w="1380"/>
+            <w:tcW w:type="dxa" w:w="1545"/>
             <w:shd w:val="clear" w:color="auto" w:fill="F6F1F2"/>
             <w:vAlign w:val="center"/>
           </w:tcPr>
@@ -1750,7 +1754,7 @@
         </w:tc>
         <w:tc>
           <w:tcPr>
-            <w:tcW w:type="dxa" w:w="9030"/>
+            <w:tcW w:type="dxa" w:w="8865"/>
             <w:gridSpan w:val="3"/>
           </w:tcPr>
           <w:p/>
@@ -1784,10 +1788,10 @@
         <w:tblLook w:firstColumn="1" w:firstRow="1" w:lastColumn="0" w:lastRow="0" w:noHBand="0" w:noVBand="1" w:val="04A0"/>
       </w:tblPr>
       <w:tblGrid>
-        <w:gridCol w:w="1380"/>
-        <w:gridCol w:w="3825"/>
-        <w:gridCol w:w="1380"/>
-        <w:gridCol w:w="3825"/>
+        <w:gridCol w:w="1545"/>
+        <w:gridCol w:w="3660"/>
+        <w:gridCol w:w="1545"/>
+        <w:gridCol w:w="3660"/>
       </w:tblGrid>
       <w:tr>
         <w:trPr>
@@ -1796,7 +1800,7 @@
         </w:trPr>
         <w:tc>
           <w:tcPr>
-            <w:tcW w:type="dxa" w:w="1380"/>
+            <w:tcW w:type="dxa" w:w="1545"/>
             <w:shd w:val="clear" w:color="auto" w:fill="F6F1F2"/>
             <w:vAlign w:val="center"/>
           </w:tcPr>
@@ -1817,13 +1821,13 @@
         </w:tc>
         <w:tc>
           <w:tcPr>
-            <w:tcW w:type="dxa" w:w="3825"/>
+            <w:tcW w:type="dxa" w:w="3660"/>
           </w:tcPr>
           <w:p/>
         </w:tc>
         <w:tc>
           <w:tcPr>
-            <w:tcW w:type="dxa" w:w="1380"/>
+            <w:tcW w:type="dxa" w:w="1545"/>
             <w:shd w:val="clear" w:color="auto" w:fill="F6F1F2"/>
             <w:vAlign w:val="center"/>
           </w:tcPr>
@@ -1844,7 +1848,7 @@
         </w:tc>
         <w:tc>
           <w:tcPr>
-            <w:tcW w:type="dxa" w:w="3825"/>
+            <w:tcW w:type="dxa" w:w="3660"/>
           </w:tcPr>
           <w:p/>
         </w:tc>
@@ -1856,7 +1860,7 @@
         </w:trPr>
         <w:tc>
           <w:tcPr>
-            <w:tcW w:type="dxa" w:w="1380"/>
+            <w:tcW w:type="dxa" w:w="1545"/>
             <w:shd w:val="clear" w:color="auto" w:fill="F6F1F2"/>
             <w:vAlign w:val="center"/>
           </w:tcPr>
@@ -1877,13 +1881,13 @@
         </w:tc>
         <w:tc>
           <w:tcPr>
-            <w:tcW w:type="dxa" w:w="3825"/>
+            <w:tcW w:type="dxa" w:w="3660"/>
           </w:tcPr>
           <w:p/>
         </w:tc>
         <w:tc>
           <w:tcPr>
-            <w:tcW w:type="dxa" w:w="1380"/>
+            <w:tcW w:type="dxa" w:w="1545"/>
             <w:shd w:val="clear" w:color="auto" w:fill="F6F1F2"/>
             <w:vAlign w:val="center"/>
           </w:tcPr>
@@ -1898,13 +1902,15 @@
                 <w:color w:val="4F2228"/>
                 <w:sz w:val="18"/>
               </w:rPr>
-              <w:t>사용 기술 · 도구</w:t>
+              <w:t>사용 기술 ·</w:t>
+              <w:br/>
+              <w:t>도구</w:t>
             </w:r>
           </w:p>
         </w:tc>
         <w:tc>
           <w:tcPr>
-            <w:tcW w:type="dxa" w:w="3825"/>
+            <w:tcW w:type="dxa" w:w="3660"/>
           </w:tcPr>
           <w:p/>
         </w:tc>
@@ -1916,7 +1922,7 @@
         </w:trPr>
         <w:tc>
           <w:tcPr>
-            <w:tcW w:type="dxa" w:w="1380"/>
+            <w:tcW w:type="dxa" w:w="1545"/>
             <w:shd w:val="clear" w:color="auto" w:fill="F6F1F2"/>
             <w:vAlign w:val="center"/>
           </w:tcPr>
@@ -1937,7 +1943,7 @@
         </w:tc>
         <w:tc>
           <w:tcPr>
-            <w:tcW w:type="dxa" w:w="9030"/>
+            <w:tcW w:type="dxa" w:w="8865"/>
             <w:gridSpan w:val="3"/>
           </w:tcPr>
           <w:p/>
@@ -1950,7 +1956,7 @@
         </w:trPr>
         <w:tc>
           <w:tcPr>
-            <w:tcW w:type="dxa" w:w="1380"/>
+            <w:tcW w:type="dxa" w:w="1545"/>
             <w:shd w:val="clear" w:color="auto" w:fill="F6F1F2"/>
             <w:vAlign w:val="center"/>
           </w:tcPr>
@@ -1971,7 +1977,7 @@
         </w:tc>
         <w:tc>
           <w:tcPr>
-            <w:tcW w:type="dxa" w:w="9030"/>
+            <w:tcW w:type="dxa" w:w="8865"/>
             <w:gridSpan w:val="3"/>
           </w:tcPr>
           <w:p/>

--- a/public/fun/forms/이력서_브랜드·그래픽디자이너_6_NCS형.docx
+++ b/public/fun/forms/이력서_브랜드·그래픽디자이너_6_NCS형.docx
@@ -466,7 +466,7 @@
                 <w:color w:val="A9B0B8"/>
                 <w:sz w:val="16"/>
               </w:rPr>
-              <w:t>예) 2022.03 ~ 2024.02</w:t>
+              <w:t>예) ○○○○.○○ ~ ○○○○.○○</w:t>
             </w:r>
           </w:p>
         </w:tc>
@@ -485,7 +485,7 @@
                 <w:color w:val="A9B0B8"/>
                 <w:sz w:val="16"/>
               </w:rPr>
-              <w:t>○○대학교</w:t>
+              <w:t>학교명 입력</w:t>
             </w:r>
           </w:p>
         </w:tc>
@@ -504,7 +504,7 @@
                 <w:color w:val="A9B0B8"/>
                 <w:sz w:val="16"/>
               </w:rPr>
-              <w:t>○○학과 (학점 3.8/4.5)</w:t>
+              <w:t>○○학과 (학점 입력)</w:t>
             </w:r>
           </w:p>
         </w:tc>
@@ -971,7 +971,7 @@
                 <w:color w:val="A9B0B8"/>
                 <w:sz w:val="16"/>
               </w:rPr>
-              <w:t>예) 2023</w:t>
+              <w:t>예) ○○○○</w:t>
             </w:r>
           </w:p>
         </w:tc>
@@ -1242,7 +1242,7 @@
                 <w:color w:val="A9B0B8"/>
                 <w:sz w:val="16"/>
               </w:rPr>
-              <w:t>예) 2024.06.</w:t>
+              <w:t>예) ○○○○.○○.</w:t>
             </w:r>
           </w:p>
         </w:tc>
@@ -1446,7 +1446,7 @@
                 <w:color w:val="A9B0B8"/>
                 <w:sz w:val="16"/>
               </w:rPr>
-              <w:t>예) 2022.03 ~ 2024.02</w:t>
+              <w:t>예) ○○○○.○○ ~ ○○○○.○○</w:t>
             </w:r>
           </w:p>
         </w:tc>
@@ -1999,7 +1999,7 @@
         <w:rPr>
           <w:sz w:val="19"/>
         </w:rPr>
-        <w:t>위 내용은 사실과 다름이 없음을 확인합니다.     20      년      월      일     작성자 :  ______________  (서명)</w:t>
+        <w:t>위 내용은 사실과 다름이 없음을 확인합니다.           년      월      일     작성자 :  ______________  (서명)</w:t>
       </w:r>
     </w:p>
     <w:p>
@@ -2265,7 +2265,7 @@
                 <w:color w:val="824049"/>
                 <w:sz w:val="19"/>
               </w:rPr>
-              <w:t>2024 · ○○ 브랜드 리뉴얼 · 로고·패키지 전체 담당 · 출시 3개월 재구매율 18%p 상승</w:t>
+              <w:t>기간 입력 · ○○ 브랜드 리뉴얼 · 로고·패키지 전체 담당 · 출시 3개월 재구매율 18%p 상승</w:t>
             </w:r>
           </w:p>
         </w:tc>
